--- a/media/debug_exports/test_export_via_view_width_fix.docx
+++ b/media/debug_exports/test_export_via_view_width_fix.docx
@@ -8,6 +8,7 @@
         <w:tblLayout w:type="fixed"/>
         <w:tblLook w:firstColumn="1" w:firstRow="1" w:lastColumn="0" w:lastRow="0" w:noHBand="0" w:noVBand="1" w:val="04A0"/>
         <w:tblLayout w:type="fixed"/>
+        <w:tblInd w:w="0" w:type="dxa"/>
         <w:tblBorders>
           <w:top w:val="single" w:sz="8" w:space="0" w:color="444444"/>
           <w:left w:val="single" w:sz="8" w:space="0" w:color="444444"/>
@@ -18,9 +19,9 @@
         </w:tblBorders>
       </w:tblPr>
       <w:tblGrid>
-        <w:gridCol w:w="3118"/>
-        <w:gridCol w:w="3118"/>
-        <w:gridCol w:w="3118"/>
+        <w:gridCol w:w="1191"/>
+        <w:gridCol w:w="6690"/>
+        <w:gridCol w:w="1304"/>
       </w:tblGrid>
       <w:tr>
         <w:tc>
@@ -42,7 +43,7 @@
         </w:tc>
         <w:tc>
           <w:tcPr>
-            <w:tcW w:type="dxa" w:w="6861"/>
+            <w:tcW w:type="dxa" w:w="6690"/>
             <w:tcBorders>
               <w:top w:val="single" w:sz="8" w:space="0" w:color="444444"/>
               <w:left w:val="single" w:sz="8" w:space="0" w:color="444444"/>
@@ -123,7 +124,7 @@
         </w:tc>
         <w:tc>
           <w:tcPr>
-            <w:tcW w:type="dxa" w:w="6861"/>
+            <w:tcW w:type="dxa" w:w="6690"/>
             <w:tcBorders>
               <w:top w:val="single" w:sz="8" w:space="0" w:color="444444"/>
               <w:left w:val="single" w:sz="8" w:space="0" w:color="444444"/>
@@ -232,6 +233,7 @@
         <w:tblLayout w:type="fixed"/>
         <w:tblLook w:firstColumn="1" w:firstRow="1" w:lastColumn="0" w:lastRow="0" w:noHBand="0" w:noVBand="1" w:val="04A0"/>
         <w:tblLayout w:type="fixed"/>
+        <w:tblInd w:w="0" w:type="dxa"/>
         <w:tblBorders>
           <w:top w:val="single" w:sz="8" w:space="0" w:color="444444"/>
           <w:left w:val="single" w:sz="8" w:space="0" w:color="444444"/>
@@ -242,10 +244,10 @@
         </w:tblBorders>
       </w:tblPr>
       <w:tblGrid>
-        <w:gridCol w:w="2339"/>
-        <w:gridCol w:w="2339"/>
-        <w:gridCol w:w="2339"/>
-        <w:gridCol w:w="2339"/>
+        <w:gridCol w:w="1361"/>
+        <w:gridCol w:w="3232"/>
+        <w:gridCol w:w="1361"/>
+        <w:gridCol w:w="3232"/>
       </w:tblGrid>
       <w:tr>
         <w:tc>
@@ -272,7 +274,7 @@
         </w:tc>
         <w:tc>
           <w:tcPr>
-            <w:tcW w:type="dxa" w:w="3317"/>
+            <w:tcW w:type="dxa" w:w="3232"/>
             <w:tcBorders>
               <w:top w:val="single" w:sz="8" w:space="0" w:color="444444"/>
               <w:left w:val="single" w:sz="8" w:space="0" w:color="444444"/>
@@ -315,7 +317,7 @@
         </w:tc>
         <w:tc>
           <w:tcPr>
-            <w:tcW w:type="dxa" w:w="3317"/>
+            <w:tcW w:type="dxa" w:w="3232"/>
             <w:tcBorders>
               <w:top w:val="single" w:sz="8" w:space="0" w:color="444444"/>
               <w:left w:val="single" w:sz="8" w:space="0" w:color="444444"/>
@@ -360,7 +362,7 @@
         </w:tc>
         <w:tc>
           <w:tcPr>
-            <w:tcW w:type="dxa" w:w="3317"/>
+            <w:tcW w:type="dxa" w:w="3232"/>
             <w:tcBorders>
               <w:top w:val="single" w:sz="8" w:space="0" w:color="444444"/>
               <w:left w:val="single" w:sz="8" w:space="0" w:color="444444"/>
@@ -381,7 +383,7 @@
         </w:tc>
         <w:tc>
           <w:tcPr>
-            <w:tcW w:type="dxa" w:w="4678"/>
+            <w:tcW w:type="dxa" w:w="4593"/>
             <w:gridSpan w:val="2"/>
             <w:tcBorders>
               <w:top w:val="single" w:sz="8" w:space="0" w:color="444444"/>
